--- a/docs/lab-02/Отчёт_ЛР2_Соболев.docx
+++ b/docs/lab-02/Отчёт_ЛР2_Соболев.docx
@@ -345,13 +345,9 @@
       </w:r>
     </w:p>
     <w:p>
-      <w:r>
-        <w:br w:type="page"/>
-      </w:r>
-    </w:p>
-    <w:p>
       <w:pPr>
         <w:pStyle w:val="Heading1"/>
+        <w:pageBreakBefore/>
       </w:pPr>
       <w:r>
         <w:t>РЕФЕРАТ</w:t>
@@ -493,13 +489,9 @@
       </w:r>
     </w:p>
     <w:p>
-      <w:r>
-        <w:br w:type="page"/>
-      </w:r>
-    </w:p>
-    <w:p>
       <w:pPr>
         <w:pStyle w:val="Heading1"/>
+        <w:pageBreakBefore/>
       </w:pPr>
       <w:r>
         <w:t>СОДЕРЖАНИЕ</w:t>
@@ -554,7 +546,7 @@
       <w:r>
         <w:t>1.1 Проект Figma</w:t>
         <w:tab/>
-        <w:t>5</w:t>
+        <w:t>6</w:t>
       </w:r>
     </w:p>
     <w:p>
@@ -567,7 +559,7 @@
       <w:r>
         <w:t>1.2 Визуальный стиль</w:t>
         <w:tab/>
-        <w:t>5</w:t>
+        <w:t>7</w:t>
       </w:r>
     </w:p>
     <w:p>
@@ -580,7 +572,7 @@
       <w:r>
         <w:t>1.3 Компоненты</w:t>
         <w:tab/>
-        <w:t>5</w:t>
+        <w:t>8</w:t>
       </w:r>
     </w:p>
     <w:p>
@@ -593,7 +585,7 @@
       <w:r>
         <w:t>1.4 Макеты и адаптивность</w:t>
         <w:tab/>
-        <w:t>6</w:t>
+        <w:t>9</w:t>
       </w:r>
     </w:p>
     <w:p>
@@ -606,7 +598,7 @@
       <w:r>
         <w:t>1.5 Интерактивный прототип</w:t>
         <w:tab/>
-        <w:t>6</w:t>
+        <w:t>10</w:t>
       </w:r>
     </w:p>
     <w:p>
@@ -619,7 +611,7 @@
       <w:r>
         <w:t>1.6 Снимки экрана</w:t>
         <w:tab/>
-        <w:t>6</w:t>
+        <w:t>11</w:t>
       </w:r>
     </w:p>
     <w:p>
@@ -632,7 +624,7 @@
       <w:r>
         <w:t>ЗАКЛЮЧЕНИЕ</w:t>
         <w:tab/>
-        <w:t>17</w:t>
+        <w:t>21</w:t>
       </w:r>
     </w:p>
     <w:p>
@@ -645,18 +637,14 @@
       <w:r>
         <w:t>СПИСОК ИСПОЛЬЗОВАННЫХ ИСТОЧНИКОВ</w:t>
         <w:tab/>
-        <w:t>18</w:t>
+        <w:t>22</w:t>
       </w:r>
     </w:p>
     <w:p/>
     <w:p>
-      <w:r>
-        <w:br w:type="page"/>
-      </w:r>
-    </w:p>
-    <w:p>
       <w:pPr>
         <w:pStyle w:val="Heading1"/>
+        <w:pageBreakBefore/>
       </w:pPr>
       <w:r>
         <w:t>ВВЕДЕНИЕ</w:t>
@@ -779,13 +767,9 @@
       </w:r>
     </w:p>
     <w:p>
-      <w:r>
-        <w:br w:type="page"/>
-      </w:r>
-    </w:p>
-    <w:p>
       <w:pPr>
         <w:pStyle w:val="Heading1"/>
+        <w:pageBreakBefore/>
       </w:pPr>
       <w:r>
         <w:t>1 ОСНОВНАЯ ЧАСТЬ</w:t>
@@ -794,6 +778,7 @@
     <w:p>
       <w:pPr>
         <w:pStyle w:val="Heading2"/>
+        <w:pageBreakBefore/>
       </w:pPr>
       <w:r>
         <w:t>1.1 Проект Figma</w:t>
@@ -837,6 +822,7 @@
     <w:p>
       <w:pPr>
         <w:pStyle w:val="Heading2"/>
+        <w:pageBreakBefore/>
       </w:pPr>
       <w:r>
         <w:t>1.2 Визуальный стиль</w:t>
@@ -1464,6 +1450,7 @@
     <w:p>
       <w:pPr>
         <w:pStyle w:val="Heading2"/>
+        <w:pageBreakBefore/>
       </w:pPr>
       <w:r>
         <w:t>1.3 Компоненты</w:t>
@@ -2177,6 +2164,7 @@
     <w:p>
       <w:pPr>
         <w:pStyle w:val="Heading2"/>
+        <w:pageBreakBefore/>
       </w:pPr>
       <w:r>
         <w:t>1.4 Макеты и адаптивность</w:t>
@@ -2198,6 +2186,7 @@
     <w:p>
       <w:pPr>
         <w:pStyle w:val="Heading2"/>
+        <w:pageBreakBefore/>
       </w:pPr>
       <w:r>
         <w:t>1.5 Интерактивный прототип</w:t>
@@ -2219,6 +2208,7 @@
     <w:p>
       <w:pPr>
         <w:pStyle w:val="Heading2"/>
+        <w:pageBreakBefore/>
       </w:pPr>
       <w:r>
         <w:t>1.6 Снимки экрана</w:t>
@@ -2794,13 +2784,9 @@
       </w:r>
     </w:p>
     <w:p>
-      <w:r>
-        <w:br w:type="page"/>
-      </w:r>
-    </w:p>
-    <w:p>
       <w:pPr>
         <w:pStyle w:val="Heading1"/>
+        <w:pageBreakBefore/>
       </w:pPr>
       <w:r>
         <w:t>ЗАКЛЮЧЕНИЕ</w:t>
@@ -2833,13 +2819,9 @@
       </w:r>
     </w:p>
     <w:p>
-      <w:r>
-        <w:br w:type="page"/>
-      </w:r>
-    </w:p>
-    <w:p>
       <w:pPr>
         <w:pStyle w:val="Heading1"/>
+        <w:pageBreakBefore/>
       </w:pPr>
       <w:r>
         <w:t>СПИСОК ИСПОЛЬЗОВАННЫХ ИСТОЧНИКОВ</w:t>
@@ -3182,7 +3164,7 @@
         <w:rFonts w:asciiTheme="minorHAnsi" w:eastAsiaTheme="minorEastAsia" w:hAnsiTheme="minorHAnsi" w:cstheme="minorBidi"/>
         <w:sz w:val="22"/>
         <w:szCs w:val="22"/>
-        <w:lang w:val="en-US" w:eastAsia="en-US" w:bidi="ar-SA"/>
+        <w:lang w:val="ru-RU" w:eastAsia="ru-RU" w:bidi="ar-SA"/>
       </w:rPr>
     </w:rPrDefault>
     <w:pPrDefault>
@@ -3340,6 +3322,7 @@
     <w:rPr>
       <w:rFonts w:ascii="Times New Roman" w:hAnsi="Times New Roman" w:eastAsia="Times New Roman"/>
       <w:sz w:val="24"/>
+      <w:lang w:val="ru-RU" w:eastAsia="ru-RU" w:bidi="ar-SA"/>
     </w:rPr>
   </w:style>
   <w:style w:type="paragraph" w:styleId="Header">
